--- a/Po.SI.18 POLITIQUE DATA MANAGEMENT.docx
+++ b/Po.SI.18 POLITIQUE DATA MANAGEMENT.docx
@@ -971,73 +971,7 @@
         </w:rPr>
       </w:pPr>
       <w:r>
-        <w:rPr>
-          <w:rFonts w:ascii="Arial" w:eastAsia="Calibri" w:hAnsi="Arial" w:cs="Arial"/>
-          <w:color w:val="000000"/>
-          <w:sz w:val="22"/>
-          <w:szCs w:val="22"/>
-        </w:rPr>
-        <w:t xml:space="preserve">La présente politique est destinée à la Direction Générale, à la Direction des Systèmes d'Information, aux Directeurs des Business </w:t>
-      </w:r>
-      <w:proofErr w:type="spellStart"/>
-      <w:r>
-        <w:rPr>
-          <w:rFonts w:ascii="Arial" w:eastAsia="Calibri" w:hAnsi="Arial" w:cs="Arial"/>
-          <w:color w:val="000000"/>
-          <w:sz w:val="22"/>
-          <w:szCs w:val="22"/>
-        </w:rPr>
-        <w:t>Units</w:t>
-      </w:r>
-      <w:proofErr w:type="spellEnd"/>
-      <w:r>
-        <w:rPr>
-          <w:rFonts w:ascii="Arial" w:eastAsia="Calibri" w:hAnsi="Arial" w:cs="Arial"/>
-          <w:color w:val="000000"/>
-          <w:sz w:val="22"/>
-          <w:szCs w:val="22"/>
-        </w:rPr>
-        <w:t xml:space="preserve">, aux Directeurs Administratif et Financier, Achat, </w:t>
-      </w:r>
-      <w:proofErr w:type="spellStart"/>
-      <w:r>
-        <w:rPr>
-          <w:rFonts w:ascii="Arial" w:eastAsia="Calibri" w:hAnsi="Arial" w:cs="Arial"/>
-          <w:color w:val="000000"/>
-          <w:sz w:val="22"/>
-          <w:szCs w:val="22"/>
-        </w:rPr>
-        <w:t>Supply</w:t>
-      </w:r>
-      <w:proofErr w:type="spellEnd"/>
-      <w:r>
-        <w:rPr>
-          <w:rFonts w:ascii="Arial" w:eastAsia="Calibri" w:hAnsi="Arial" w:cs="Arial"/>
-          <w:color w:val="000000"/>
-          <w:sz w:val="22"/>
-          <w:szCs w:val="22"/>
-        </w:rPr>
-        <w:t xml:space="preserve"> Chain et Ressources Humaines, ainsi qu'à toute personne assumant un rôle de Data </w:t>
-      </w:r>
-      <w:proofErr w:type="spellStart"/>
-      <w:r>
-        <w:rPr>
-          <w:rFonts w:ascii="Arial" w:eastAsia="Calibri" w:hAnsi="Arial" w:cs="Arial"/>
-          <w:color w:val="000000"/>
-          <w:sz w:val="22"/>
-          <w:szCs w:val="22"/>
-        </w:rPr>
-        <w:t>Owner</w:t>
-      </w:r>
-      <w:proofErr w:type="spellEnd"/>
-      <w:r>
-        <w:rPr>
-          <w:rFonts w:ascii="Arial" w:eastAsia="Calibri" w:hAnsi="Arial" w:cs="Arial"/>
-          <w:color w:val="000000"/>
-          <w:sz w:val="22"/>
-          <w:szCs w:val="22"/>
-        </w:rPr>
-        <w:t>, Data Steward ou Data Consumer au sein du Groupe.</w:t>
+        <w:t>La présente politique est destinée à la Direction Générale, à la Direction des Systèmes d'Information, aux Directeurs des Business Units, aux Directeurs Administratif et Financier, Achat, Supply Chain et Ressources Humaines, ainsi qu'à toute personne assumant un rôle de Data Owner, Data Steward, Data Manager, Data Custodian ou Data Consumer au sein du Groupe.</w:t>
       </w:r>
     </w:p>
     <w:p>
@@ -1161,60 +1095,7 @@
         </w:rPr>
       </w:pPr>
       <w:r>
-        <w:rPr>
-          <w:rFonts w:ascii="Arial" w:hAnsi="Arial" w:cs="Arial"/>
-          <w:color w:val="000000"/>
-          <w:sz w:val="22"/>
-          <w:szCs w:val="22"/>
-        </w:rPr>
-        <w:t xml:space="preserve">Qui est responsable de son application : </w:t>
-      </w:r>
-      <w:r>
-        <w:rPr>
-          <w:rFonts w:ascii="Arial" w:eastAsiaTheme="minorHAnsi" w:hAnsi="Arial" w:cs="Arial"/>
-          <w:sz w:val="22"/>
-          <w:szCs w:val="22"/>
-          <w:lang w:eastAsia="en-US"/>
-        </w:rPr>
-        <w:t xml:space="preserve">Data </w:t>
-      </w:r>
-      <w:proofErr w:type="spellStart"/>
-      <w:r>
-        <w:rPr>
-          <w:rFonts w:ascii="Arial" w:eastAsiaTheme="minorHAnsi" w:hAnsi="Arial" w:cs="Arial"/>
-          <w:sz w:val="22"/>
-          <w:szCs w:val="22"/>
-          <w:lang w:eastAsia="en-US"/>
-        </w:rPr>
-        <w:t>Owners</w:t>
-      </w:r>
-      <w:proofErr w:type="spellEnd"/>
-      <w:r>
-        <w:rPr>
-          <w:rFonts w:ascii="Arial" w:eastAsiaTheme="minorHAnsi" w:hAnsi="Arial" w:cs="Arial"/>
-          <w:sz w:val="22"/>
-          <w:szCs w:val="22"/>
-          <w:lang w:eastAsia="en-US"/>
-        </w:rPr>
-        <w:t>, Data Stewards, Data</w:t>
-      </w:r>
-      <w:r>
-        <w:rPr>
-          <w:rFonts w:ascii="Arial" w:eastAsiaTheme="minorHAnsi" w:hAnsi="Arial" w:cs="Arial"/>
-          <w:sz w:val="22"/>
-          <w:szCs w:val="22"/>
-          <w:lang w:eastAsia="en-US"/>
-        </w:rPr>
-        <w:t xml:space="preserve"> Manager</w:t>
-      </w:r>
-      <w:r>
-        <w:rPr>
-          <w:rFonts w:ascii="Arial" w:eastAsiaTheme="minorHAnsi" w:hAnsi="Arial" w:cs="Arial"/>
-          <w:sz w:val="22"/>
-          <w:szCs w:val="22"/>
-          <w:lang w:eastAsia="en-US"/>
-        </w:rPr>
-        <w:t>, ensemble des Directions métiers</w:t>
+        <w:t>Qui est responsable de son application : Data Owners, Data Stewards, Data Manager, Data Custodians, ensemble des Directions métiers</w:t>
       </w:r>
     </w:p>
     <w:p>
@@ -3504,48 +3385,7 @@
         </w:rPr>
       </w:pPr>
       <w:r>
-        <w:rPr>
-          <w:rFonts w:ascii="Arial" w:eastAsia="Arial" w:hAnsi="Arial" w:cs="Arial"/>
-          <w:sz w:val="22"/>
-          <w:szCs w:val="22"/>
-        </w:rPr>
-        <w:t xml:space="preserve">Propriété et responsabilité : chaque donnée est rattachée à un Data </w:t>
-      </w:r>
-      <w:proofErr w:type="spellStart"/>
-      <w:r>
-        <w:rPr>
-          <w:rFonts w:ascii="Arial" w:eastAsia="Arial" w:hAnsi="Arial" w:cs="Arial"/>
-          <w:sz w:val="22"/>
-          <w:szCs w:val="22"/>
-        </w:rPr>
-        <w:t>Owner</w:t>
-      </w:r>
-      <w:proofErr w:type="spellEnd"/>
-      <w:r>
-        <w:rPr>
-          <w:rFonts w:ascii="Arial" w:eastAsia="Arial" w:hAnsi="Arial" w:cs="Arial"/>
-          <w:sz w:val="22"/>
-          <w:szCs w:val="22"/>
-        </w:rPr>
-        <w:t xml:space="preserve"> et un Data </w:t>
-      </w:r>
-      <w:proofErr w:type="gramStart"/>
-      <w:r>
-        <w:rPr>
-          <w:rFonts w:ascii="Arial" w:eastAsia="Arial" w:hAnsi="Arial" w:cs="Arial"/>
-          <w:sz w:val="22"/>
-          <w:szCs w:val="22"/>
-        </w:rPr>
-        <w:t>Steward identifiés</w:t>
-      </w:r>
-      <w:proofErr w:type="gramEnd"/>
-      <w:r>
-        <w:rPr>
-          <w:rFonts w:ascii="Arial" w:eastAsia="Arial" w:hAnsi="Arial" w:cs="Arial"/>
-          <w:sz w:val="22"/>
-          <w:szCs w:val="22"/>
-        </w:rPr>
-        <w:t xml:space="preserve">. </w:t>
+        <w:t>Propriété et responsabilité : chaque donnée est rattachée à un Data Owner et un Data Steward identifiés. La mise en œuvre technique et le support (interfaces) sont assurés par le Data Custodian.</w:t>
       </w:r>
     </w:p>
     <w:p>
@@ -3719,12 +3559,7 @@
         </w:rPr>
       </w:pPr>
       <w:r>
-        <w:rPr>
-          <w:rFonts w:ascii="Arial" w:hAnsi="Arial" w:cs="Arial"/>
-          <w:sz w:val="22"/>
-          <w:szCs w:val="22"/>
-        </w:rPr>
-        <w:t>La Gouvernance définit et valide les règles métiers régissant les référentiels officiels de données maîtresses et en délègue la mise en œuvre technique à l'axe stratégique Gestion des Données Maîtresses MDM. Les politiques d'intégration, de propagation des données et d'architecture des flux cet axe technique et doivent s'aligner sur les exigences fonctionnelles approuvées par les instances de gouvernance.</w:t>
+        <w:t>La Gouvernance définit et valide les règles métiers régissant les référentiels officiels de données maîtresses et en délègue la mise en œuvre technique et opérationnelle aux Data Custodians (support technique des interfaces et des bases de données). Les politiques d'intégration, de propagation des données et d'architecture des flux doivent s'aligner sur les exigences fonctionnelles approuvées par les instances de gouvernance.</w:t>
       </w:r>
     </w:p>
     <w:p/>

--- a/Po.SI.18 POLITIQUE DATA MANAGEMENT.docx
+++ b/Po.SI.18 POLITIQUE DATA MANAGEMENT.docx
@@ -539,31 +539,7 @@
                 <w:b/>
                 <w:sz w:val="22"/>
               </w:rPr>
-              <w:t>/</w:t>
-            </w:r>
-            <w:r>
-              <w:rPr>
-                <w:rFonts w:ascii="Tahoma" w:hAnsi="Tahoma"/>
-                <w:b/>
-                <w:sz w:val="22"/>
-              </w:rPr>
-              <w:t>..</w:t>
-            </w:r>
-            <w:r>
-              <w:rPr>
-                <w:rFonts w:ascii="Tahoma" w:hAnsi="Tahoma"/>
-                <w:b/>
-                <w:sz w:val="22"/>
-              </w:rPr>
-              <w:t>/202</w:t>
-            </w:r>
-            <w:r>
-              <w:rPr>
-                <w:rFonts w:ascii="Tahoma" w:hAnsi="Tahoma"/>
-                <w:b/>
-                <w:sz w:val="22"/>
-              </w:rPr>
-              <w:t>6</w:t>
+              <w:t>/../2026</w:t>
             </w:r>
           </w:p>
           <w:p>
@@ -671,31 +647,7 @@
                 <w:b/>
                 <w:sz w:val="22"/>
               </w:rPr>
-              <w:t>/</w:t>
-            </w:r>
-            <w:r>
-              <w:rPr>
-                <w:rFonts w:ascii="Tahoma" w:hAnsi="Tahoma"/>
-                <w:b/>
-                <w:sz w:val="22"/>
-              </w:rPr>
-              <w:t>..</w:t>
-            </w:r>
-            <w:r>
-              <w:rPr>
-                <w:rFonts w:ascii="Tahoma" w:hAnsi="Tahoma"/>
-                <w:b/>
-                <w:sz w:val="22"/>
-              </w:rPr>
-              <w:t>/202</w:t>
-            </w:r>
-            <w:r>
-              <w:rPr>
-                <w:rFonts w:ascii="Tahoma" w:hAnsi="Tahoma"/>
-                <w:b/>
-                <w:sz w:val="22"/>
-              </w:rPr>
-              <w:t>6</w:t>
+              <w:t>/../2026</w:t>
             </w:r>
           </w:p>
         </w:tc>
@@ -785,31 +737,7 @@
                 <w:b/>
                 <w:sz w:val="22"/>
               </w:rPr>
-              <w:t>/</w:t>
-            </w:r>
-            <w:r>
-              <w:rPr>
-                <w:rFonts w:ascii="Tahoma" w:hAnsi="Tahoma"/>
-                <w:b/>
-                <w:sz w:val="22"/>
-              </w:rPr>
-              <w:t>..</w:t>
-            </w:r>
-            <w:r>
-              <w:rPr>
-                <w:rFonts w:ascii="Tahoma" w:hAnsi="Tahoma"/>
-                <w:b/>
-                <w:sz w:val="22"/>
-              </w:rPr>
-              <w:t>/202</w:t>
-            </w:r>
-            <w:r>
-              <w:rPr>
-                <w:rFonts w:ascii="Tahoma" w:hAnsi="Tahoma"/>
-                <w:b/>
-                <w:sz w:val="22"/>
-              </w:rPr>
-              <w:t>6</w:t>
+              <w:t>/../2026</w:t>
             </w:r>
           </w:p>
         </w:tc>
@@ -971,7 +899,73 @@
         </w:rPr>
       </w:pPr>
       <w:r>
-        <w:t>La présente politique est destinée à la Direction Générale, à la Direction des Systèmes d'Information, aux Directeurs des Business Units, aux Directeurs Administratif et Financier, Achat, Supply Chain et Ressources Humaines, ainsi qu'à toute personne assumant un rôle de Data Owner, Data Steward, Data Manager, Data Custodian ou Data Consumer au sein du Groupe.</w:t>
+        <w:rPr>
+          <w:rFonts w:ascii="Arial" w:eastAsia="Calibri" w:hAnsi="Arial" w:cs="Arial"/>
+          <w:color w:val="000000"/>
+          <w:sz w:val="22"/>
+          <w:szCs w:val="22"/>
+        </w:rPr>
+        <w:t xml:space="preserve">La présente politique est destinée à la Direction Générale, à la Direction des Systèmes d'Information, aux Directeurs des Business </w:t>
+      </w:r>
+      <w:proofErr w:type="spellStart"/>
+      <w:r>
+        <w:rPr>
+          <w:rFonts w:ascii="Arial" w:eastAsia="Calibri" w:hAnsi="Arial" w:cs="Arial"/>
+          <w:color w:val="000000"/>
+          <w:sz w:val="22"/>
+          <w:szCs w:val="22"/>
+        </w:rPr>
+        <w:t>Units</w:t>
+      </w:r>
+      <w:proofErr w:type="spellEnd"/>
+      <w:r>
+        <w:rPr>
+          <w:rFonts w:ascii="Arial" w:eastAsia="Calibri" w:hAnsi="Arial" w:cs="Arial"/>
+          <w:color w:val="000000"/>
+          <w:sz w:val="22"/>
+          <w:szCs w:val="22"/>
+        </w:rPr>
+        <w:t xml:space="preserve">, aux Directeurs Administratif et Financier, Achat, </w:t>
+      </w:r>
+      <w:proofErr w:type="spellStart"/>
+      <w:r>
+        <w:rPr>
+          <w:rFonts w:ascii="Arial" w:eastAsia="Calibri" w:hAnsi="Arial" w:cs="Arial"/>
+          <w:color w:val="000000"/>
+          <w:sz w:val="22"/>
+          <w:szCs w:val="22"/>
+        </w:rPr>
+        <w:t>Supply</w:t>
+      </w:r>
+      <w:proofErr w:type="spellEnd"/>
+      <w:r>
+        <w:rPr>
+          <w:rFonts w:ascii="Arial" w:eastAsia="Calibri" w:hAnsi="Arial" w:cs="Arial"/>
+          <w:color w:val="000000"/>
+          <w:sz w:val="22"/>
+          <w:szCs w:val="22"/>
+        </w:rPr>
+        <w:t xml:space="preserve"> Chain et Ressources Humaines, ainsi qu'à toute personne assumant un rôle de Data </w:t>
+      </w:r>
+      <w:proofErr w:type="spellStart"/>
+      <w:r>
+        <w:rPr>
+          <w:rFonts w:ascii="Arial" w:eastAsia="Calibri" w:hAnsi="Arial" w:cs="Arial"/>
+          <w:color w:val="000000"/>
+          <w:sz w:val="22"/>
+          <w:szCs w:val="22"/>
+        </w:rPr>
+        <w:t>Owner</w:t>
+      </w:r>
+      <w:proofErr w:type="spellEnd"/>
+      <w:r>
+        <w:rPr>
+          <w:rFonts w:ascii="Arial" w:eastAsia="Calibri" w:hAnsi="Arial" w:cs="Arial"/>
+          <w:color w:val="000000"/>
+          <w:sz w:val="22"/>
+          <w:szCs w:val="22"/>
+        </w:rPr>
+        <w:t>, Data Steward ou Data Consumer au sein du Groupe.</w:t>
       </w:r>
     </w:p>
     <w:p>
@@ -1052,16 +1046,7 @@
           <w:sz w:val="22"/>
           <w:szCs w:val="22"/>
         </w:rPr>
-        <w:t xml:space="preserve"> :</w:t>
-      </w:r>
-      <w:r>
-        <w:rPr>
-          <w:rFonts w:ascii="Arial" w:hAnsi="Arial" w:cs="Arial"/>
-          <w:color w:val="000000"/>
-          <w:sz w:val="22"/>
-          <w:szCs w:val="22"/>
-        </w:rPr>
-        <w:t xml:space="preserve"> </w:t>
+        <w:t xml:space="preserve"> : </w:t>
       </w:r>
       <w:r>
         <w:rPr>
@@ -1095,7 +1080,60 @@
         </w:rPr>
       </w:pPr>
       <w:r>
-        <w:t>Qui est responsable de son application : Data Owners, Data Stewards, Data Manager, Data Custodians, ensemble des Directions métiers</w:t>
+        <w:rPr>
+          <w:rFonts w:ascii="Arial" w:hAnsi="Arial" w:cs="Arial"/>
+          <w:color w:val="000000"/>
+          <w:sz w:val="22"/>
+          <w:szCs w:val="22"/>
+        </w:rPr>
+        <w:t xml:space="preserve">Qui est responsable de son application : </w:t>
+      </w:r>
+      <w:r>
+        <w:rPr>
+          <w:rFonts w:ascii="Arial" w:eastAsiaTheme="minorHAnsi" w:hAnsi="Arial" w:cs="Arial"/>
+          <w:sz w:val="22"/>
+          <w:szCs w:val="22"/>
+          <w:lang w:eastAsia="en-US"/>
+        </w:rPr>
+        <w:t xml:space="preserve">Data </w:t>
+      </w:r>
+      <w:proofErr w:type="spellStart"/>
+      <w:r>
+        <w:rPr>
+          <w:rFonts w:ascii="Arial" w:eastAsiaTheme="minorHAnsi" w:hAnsi="Arial" w:cs="Arial"/>
+          <w:sz w:val="22"/>
+          <w:szCs w:val="22"/>
+          <w:lang w:eastAsia="en-US"/>
+        </w:rPr>
+        <w:t>Owners</w:t>
+      </w:r>
+      <w:proofErr w:type="spellEnd"/>
+      <w:r>
+        <w:rPr>
+          <w:rFonts w:ascii="Arial" w:eastAsiaTheme="minorHAnsi" w:hAnsi="Arial" w:cs="Arial"/>
+          <w:sz w:val="22"/>
+          <w:szCs w:val="22"/>
+          <w:lang w:eastAsia="en-US"/>
+        </w:rPr>
+        <w:t>, Data Stewards, Data</w:t>
+      </w:r>
+      <w:r>
+        <w:rPr>
+          <w:rFonts w:ascii="Arial" w:eastAsiaTheme="minorHAnsi" w:hAnsi="Arial" w:cs="Arial"/>
+          <w:sz w:val="22"/>
+          <w:szCs w:val="22"/>
+          <w:lang w:eastAsia="en-US"/>
+        </w:rPr>
+        <w:t xml:space="preserve"> Manager</w:t>
+      </w:r>
+      <w:r>
+        <w:rPr>
+          <w:rFonts w:ascii="Arial" w:eastAsiaTheme="minorHAnsi" w:hAnsi="Arial" w:cs="Arial"/>
+          <w:sz w:val="22"/>
+          <w:szCs w:val="22"/>
+          <w:lang w:eastAsia="en-US"/>
+        </w:rPr>
+        <w:t>, ensemble des Directions métiers</w:t>
       </w:r>
     </w:p>
     <w:p>
@@ -2797,15 +2835,7 @@
           <w:sz w:val="22"/>
           <w:szCs w:val="22"/>
         </w:rPr>
-        <w:t>nées et de chaque Business Unit</w:t>
-      </w:r>
-      <w:r>
-        <w:rPr>
-          <w:rFonts w:ascii="Arial" w:eastAsia="Arial" w:hAnsi="Arial" w:cs="Arial"/>
-          <w:sz w:val="22"/>
-          <w:szCs w:val="22"/>
-        </w:rPr>
-        <w:t xml:space="preserve"> </w:t>
+        <w:t xml:space="preserve">nées et de chaque Business Unit </w:t>
       </w:r>
       <w:r>
         <w:rPr>
@@ -3385,7 +3415,48 @@
         </w:rPr>
       </w:pPr>
       <w:r>
-        <w:t>Propriété et responsabilité : chaque donnée est rattachée à un Data Owner et un Data Steward identifiés. La mise en œuvre technique et le support (interfaces) sont assurés par le Data Custodian.</w:t>
+        <w:rPr>
+          <w:rFonts w:ascii="Arial" w:eastAsia="Arial" w:hAnsi="Arial" w:cs="Arial"/>
+          <w:sz w:val="22"/>
+          <w:szCs w:val="22"/>
+        </w:rPr>
+        <w:t xml:space="preserve">Propriété et responsabilité : chaque donnée est rattachée à un Data </w:t>
+      </w:r>
+      <w:proofErr w:type="spellStart"/>
+      <w:r>
+        <w:rPr>
+          <w:rFonts w:ascii="Arial" w:eastAsia="Arial" w:hAnsi="Arial" w:cs="Arial"/>
+          <w:sz w:val="22"/>
+          <w:szCs w:val="22"/>
+        </w:rPr>
+        <w:t>Owner</w:t>
+      </w:r>
+      <w:proofErr w:type="spellEnd"/>
+      <w:r>
+        <w:rPr>
+          <w:rFonts w:ascii="Arial" w:eastAsia="Arial" w:hAnsi="Arial" w:cs="Arial"/>
+          <w:sz w:val="22"/>
+          <w:szCs w:val="22"/>
+        </w:rPr>
+        <w:t xml:space="preserve"> et un Data </w:t>
+      </w:r>
+      <w:proofErr w:type="gramStart"/>
+      <w:r>
+        <w:rPr>
+          <w:rFonts w:ascii="Arial" w:eastAsia="Arial" w:hAnsi="Arial" w:cs="Arial"/>
+          <w:sz w:val="22"/>
+          <w:szCs w:val="22"/>
+        </w:rPr>
+        <w:t>Steward identifiés</w:t>
+      </w:r>
+      <w:proofErr w:type="gramEnd"/>
+      <w:r>
+        <w:rPr>
+          <w:rFonts w:ascii="Arial" w:eastAsia="Arial" w:hAnsi="Arial" w:cs="Arial"/>
+          <w:sz w:val="22"/>
+          <w:szCs w:val="22"/>
+        </w:rPr>
+        <w:t xml:space="preserve">. </w:t>
       </w:r>
     </w:p>
     <w:p>
@@ -3559,7 +3630,12 @@
         </w:rPr>
       </w:pPr>
       <w:r>
-        <w:t>La Gouvernance définit et valide les règles métiers régissant les référentiels officiels de données maîtresses et en délègue la mise en œuvre technique et opérationnelle aux Data Custodians (support technique des interfaces et des bases de données). Les politiques d'intégration, de propagation des données et d'architecture des flux doivent s'aligner sur les exigences fonctionnelles approuvées par les instances de gouvernance.</w:t>
+        <w:rPr>
+          <w:rFonts w:ascii="Arial" w:hAnsi="Arial" w:cs="Arial"/>
+          <w:sz w:val="22"/>
+          <w:szCs w:val="22"/>
+        </w:rPr>
+        <w:t>La Gouvernance définit et valide les règles métiers régissant les référentiels officiels de données maîtresses et en délègue la mise en œuvre technique à l'axe stratégique Gestion des Données Maîtresses MDM. Les politiques d'intégration, de propagation des données et d'architecture des flux cet axe technique et doivent s'aligner sur les exigences fonctionnelles approuvées par les instances de gouvernance.</w:t>
       </w:r>
     </w:p>
     <w:p/>
@@ -3635,25 +3711,7 @@
           <w:sz w:val="22"/>
           <w:szCs w:val="22"/>
         </w:rPr>
-        <w:t xml:space="preserve">La présente politique entre en vigueur à compter de sa date d'approbation par le Président Directeur Général. Elle se substitue à toute disposition antérieure relative à la gestion des </w:t>
-      </w:r>
-      <w:proofErr w:type="gramStart"/>
-      <w:r>
-        <w:rPr>
-          <w:rFonts w:ascii="Arial" w:eastAsia="Arial" w:hAnsi="Arial" w:cs="Arial"/>
-          <w:sz w:val="22"/>
-          <w:szCs w:val="22"/>
-        </w:rPr>
-        <w:t>données</w:t>
-      </w:r>
-      <w:proofErr w:type="gramEnd"/>
-      <w:r>
-        <w:rPr>
-          <w:rFonts w:ascii="Arial" w:eastAsia="Arial" w:hAnsi="Arial" w:cs="Arial"/>
-          <w:sz w:val="22"/>
-          <w:szCs w:val="22"/>
-        </w:rPr>
-        <w:t xml:space="preserve"> du Groupe.</w:t>
+        <w:t>La présente politique entre en vigueur à compter de sa date d'approbation par le Président Directeur Général. Elle se substitue à toute disposition antérieure relative à la gestion des données du Groupe.</w:t>
       </w:r>
     </w:p>
     <w:p>
@@ -4283,6 +4341,13 @@
           <w:sz w:val="22"/>
           <w:szCs w:val="22"/>
           <w:lang w:eastAsia="en-US"/>
+        </w:rPr>
+      </w:pPr>
+    </w:p>
+    <w:p>
+      <w:pPr>
+        <w:rPr>
+          <w:rFonts w:eastAsiaTheme="minorHAnsi"/>
         </w:rPr>
       </w:pPr>
     </w:p>
@@ -6762,6 +6827,7 @@
     <w:name w:val="heading 1"/>
     <w:basedOn w:val="Normal"/>
     <w:next w:val="Normal"/>
+    <w:link w:val="Titre1Car"/>
     <w:qFormat/>
     <w:rsid w:val="00054686"/>
     <w:pPr>
@@ -6779,6 +6845,7 @@
     <w:name w:val="heading 2"/>
     <w:basedOn w:val="Normal"/>
     <w:next w:val="Normal"/>
+    <w:link w:val="Titre2Car"/>
     <w:qFormat/>
     <w:rsid w:val="00054686"/>
     <w:pPr>
@@ -7137,6 +7204,26 @@
       <w:bCs/>
     </w:rPr>
   </w:style>
+  <w:style w:type="character" w:customStyle="1" w:styleId="Titre1Car">
+    <w:name w:val="Titre 1 Car"/>
+    <w:basedOn w:val="Policepardfaut"/>
+    <w:link w:val="Titre1"/>
+    <w:rsid w:val="00AF46A0"/>
+    <w:rPr>
+      <w:rFonts w:ascii="Tahoma" w:hAnsi="Tahoma"/>
+      <w:sz w:val="56"/>
+    </w:rPr>
+  </w:style>
+  <w:style w:type="character" w:customStyle="1" w:styleId="Titre2Car">
+    <w:name w:val="Titre 2 Car"/>
+    <w:basedOn w:val="Policepardfaut"/>
+    <w:link w:val="Titre2"/>
+    <w:rsid w:val="00AF46A0"/>
+    <w:rPr>
+      <w:rFonts w:ascii="Tahoma" w:hAnsi="Tahoma"/>
+      <w:sz w:val="24"/>
+    </w:rPr>
+  </w:style>
 </w:styles>
 </file>
 
